--- a/ind/docx/65.content.docx
+++ b/ind/docx/65.content.docx
@@ -19,7 +19,7 @@
         <w:rPr>
           <w:lang w:val="id_ID" w:bidi="id_ID"/>
         </w:rPr>
-        <w:t>Resource: Tyndale Open Study Notes</w:t>
+        <w:t>Resource: Aquifer Open Study Notes (Book Intros)</w:t>
       </w:r>
       <w:r>
         <w:rPr>
@@ -112,7 +112,7 @@
         <w:rPr>
           <w:lang w:val="id_ID" w:bidi="id_ID"/>
         </w:rPr>
-        <w:t>Tyndale Open Study Notes</w:t>
+        <w:t>Aquifer Open Study Notes (Book Intros)</w:t>
       </w:r>
     </w:p>
     <w:p>

--- a/ind/docx/65.content.docx
+++ b/ind/docx/65.content.docx
@@ -258,90 +258,60 @@
         </w:rPr>
         <w:t>Yudas menulis surat ini untuk melawan guru-guru palsu di gereja mula-mula. Yudas lebih menyoroti cara hidup orang-orang ini daripada ajaran mereka; inti dari kritik Yudas adalah bahwa mereka adalah orang-orang yang hidup semaunya (libertinis)— yaitu mereka beranggapan bahwa kasih karunia Allah yang dinyatakan dalam Kristus telah memberi mereka kebebasan untuk melakukan apa pun yang mereka inginkan (</w:t>
       </w:r>
-      <w:hyperlink r:id="rId13">
-        <w:r>
-          <w:rPr>
-            <w:lang w:val="id_ID" w:bidi="id_ID"/>
-          </w:rPr>
-          <w:rPr>
-            <w:color w:val="0000EE"/>
-            <w:u w:val="single"/>
-          </w:rPr>
-          <w:t>Yud. 1:4</w:t>
-        </w:r>
-      </w:hyperlink>
+      <w:r>
+        <w:rPr>
+          <w:lang w:val="id_ID" w:bidi="id_ID"/>
+        </w:rPr>
+        <w:t>Yud. 1:4</w:t>
+      </w:r>
       <w:r>
         <w:rPr>
           <w:lang w:val="id_ID" w:bidi="id_ID"/>
         </w:rPr>
         <w:t xml:space="preserve">). Mereka tidak menghormati otoritas (lihat </w:t>
       </w:r>
-      <w:hyperlink r:id="rId14">
-        <w:r>
-          <w:rPr>
-            <w:lang w:val="id_ID" w:bidi="id_ID"/>
-          </w:rPr>
-          <w:rPr>
-            <w:color w:val="0000EE"/>
-            <w:u w:val="single"/>
-          </w:rPr>
-          <w:t>Yud. 1:8–9</w:t>
-        </w:r>
-      </w:hyperlink>
+      <w:r>
+        <w:rPr>
+          <w:lang w:val="id_ID" w:bidi="id_ID"/>
+        </w:rPr>
+        <w:t>Yud. 1:8–9</w:t>
+      </w:r>
       <w:r>
         <w:rPr>
           <w:lang w:val="id_ID" w:bidi="id_ID"/>
         </w:rPr>
         <w:t>), dan mereka terlibat dalam banyak perilaku berdosa (</w:t>
       </w:r>
-      <w:hyperlink r:id="rId15">
-        <w:r>
-          <w:rPr>
-            <w:lang w:val="id_ID" w:bidi="id_ID"/>
-          </w:rPr>
-          <w:rPr>
-            <w:color w:val="0000EE"/>
-            <w:u w:val="single"/>
-          </w:rPr>
-          <w:t>Yud. 1:16</w:t>
-        </w:r>
-      </w:hyperlink>
+      <w:r>
+        <w:rPr>
+          <w:lang w:val="id_ID" w:bidi="id_ID"/>
+        </w:rPr>
+        <w:t>Yud. 1:16</w:t>
+      </w:r>
       <w:r>
         <w:rPr>
           <w:lang w:val="id_ID" w:bidi="id_ID"/>
         </w:rPr>
         <w:t xml:space="preserve">, </w:t>
       </w:r>
-      <w:hyperlink r:id="rId16">
-        <w:r>
-          <w:rPr>
-            <w:lang w:val="id_ID" w:bidi="id_ID"/>
-          </w:rPr>
-          <w:rPr>
-            <w:color w:val="0000EE"/>
-            <w:u w:val="single"/>
-          </w:rPr>
-          <w:t>19</w:t>
-        </w:r>
-      </w:hyperlink>
+      <w:r>
+        <w:rPr>
+          <w:lang w:val="id_ID" w:bidi="id_ID"/>
+        </w:rPr>
+        <w:t>19</w:t>
+      </w:r>
       <w:r>
         <w:rPr>
           <w:lang w:val="id_ID" w:bidi="id_ID"/>
         </w:rPr>
         <w:t xml:space="preserve">). Para pemboros ini, mengaku sebagai pengikut Kristus (lihat </w:t>
       </w:r>
-      <w:hyperlink r:id="rId13">
-        <w:r>
-          <w:rPr>
-            <w:lang w:val="id_ID" w:bidi="id_ID"/>
-          </w:rPr>
-          <w:rPr>
-            <w:color w:val="0000EE"/>
-            <w:u w:val="single"/>
-          </w:rPr>
-          <w:t>Yud. 1:4</w:t>
-        </w:r>
-      </w:hyperlink>
+      <w:r>
+        <w:rPr>
+          <w:lang w:val="id_ID" w:bidi="id_ID"/>
+        </w:rPr>
+        <w:t>Yud. 1:4</w:t>
+      </w:r>
       <w:r>
         <w:rPr>
           <w:lang w:val="id_ID" w:bidi="id_ID"/>
@@ -373,36 +343,24 @@
         </w:rPr>
         <w:t>Setelah pembukaan surat (</w:t>
       </w:r>
-      <w:hyperlink r:id="rId17">
-        <w:r>
-          <w:rPr>
-            <w:lang w:val="id_ID" w:bidi="id_ID"/>
-          </w:rPr>
-          <w:rPr>
-            <w:color w:val="0000EE"/>
-            <w:u w:val="single"/>
-          </w:rPr>
-          <w:t>Yud. 1:1–2</w:t>
-        </w:r>
-      </w:hyperlink>
+      <w:r>
+        <w:rPr>
+          <w:lang w:val="id_ID" w:bidi="id_ID"/>
+        </w:rPr>
+        <w:t>Yud. 1:1–2</w:t>
+      </w:r>
       <w:r>
         <w:rPr>
           <w:lang w:val="id_ID" w:bidi="id_ID"/>
         </w:rPr>
         <w:t>), Yudas menjelaskan situasi yang mendorongnya menulis surat tersebut (</w:t>
       </w:r>
-      <w:hyperlink r:id="rId18">
-        <w:r>
-          <w:rPr>
-            <w:lang w:val="id_ID" w:bidi="id_ID"/>
-          </w:rPr>
-          <w:rPr>
-            <w:color w:val="0000EE"/>
-            <w:u w:val="single"/>
-          </w:rPr>
-          <w:t>Yud. 1:3–4</w:t>
-        </w:r>
-      </w:hyperlink>
+      <w:r>
+        <w:rPr>
+          <w:lang w:val="id_ID" w:bidi="id_ID"/>
+        </w:rPr>
+        <w:t>Yud. 1:3–4</w:t>
+      </w:r>
       <w:r>
         <w:rPr>
           <w:lang w:val="id_ID" w:bidi="id_ID"/>
@@ -423,18 +381,12 @@
         </w:rPr>
         <w:t xml:space="preserve">Dalam </w:t>
       </w:r>
-      <w:hyperlink r:id="rId19">
-        <w:r>
-          <w:rPr>
-            <w:lang w:val="id_ID" w:bidi="id_ID"/>
-          </w:rPr>
-          <w:rPr>
-            <w:color w:val="0000EE"/>
-            <w:u w:val="single"/>
-          </w:rPr>
-          <w:t>Yud. 1:5–16</w:t>
-        </w:r>
-      </w:hyperlink>
+      <w:r>
+        <w:rPr>
+          <w:lang w:val="id_ID" w:bidi="id_ID"/>
+        </w:rPr>
+        <w:t>Yud. 1:5–16</w:t>
+      </w:r>
       <w:r>
         <w:rPr>
           <w:lang w:val="id_ID" w:bidi="id_ID"/>
@@ -461,18 +413,12 @@
         </w:rPr>
         <w:t>A,</w:t>
       </w:r>
-      <w:hyperlink r:id="rId20">
-        <w:r>
-          <w:rPr>
-            <w:lang w:val="id_ID" w:bidi="id_ID"/>
-          </w:rPr>
-          <w:rPr>
-            <w:color w:val="0000EE"/>
-            <w:u w:val="single"/>
-          </w:rPr>
-          <w:t>Yud. 1:5–10</w:t>
-        </w:r>
-      </w:hyperlink>
+      <w:r>
+        <w:rPr>
+          <w:lang w:val="id_ID" w:bidi="id_ID"/>
+        </w:rPr>
+        <w:t>Yud. 1:5–10</w:t>
+      </w:r>
       <w:r>
         <w:rPr>
           <w:lang w:val="id_ID" w:bidi="id_ID"/>
@@ -486,18 +432,12 @@
         </w:rPr>
         <w:t>B,</w:t>
       </w:r>
-      <w:hyperlink r:id="rId21">
-        <w:r>
-          <w:rPr>
-            <w:lang w:val="id_ID" w:bidi="id_ID"/>
-          </w:rPr>
-          <w:rPr>
-            <w:color w:val="0000EE"/>
-            <w:u w:val="single"/>
-          </w:rPr>
-          <w:t>Yud. 1:11–13</w:t>
-        </w:r>
-      </w:hyperlink>
+      <w:r>
+        <w:rPr>
+          <w:lang w:val="id_ID" w:bidi="id_ID"/>
+        </w:rPr>
+        <w:t>Yud. 1:11–13</w:t>
+      </w:r>
       <w:r>
         <w:rPr>
           <w:lang w:val="id_ID" w:bidi="id_ID"/>
@@ -511,18 +451,12 @@
         </w:rPr>
         <w:t>A’,</w:t>
       </w:r>
-      <w:hyperlink r:id="rId22">
-        <w:r>
-          <w:rPr>
-            <w:lang w:val="id_ID" w:bidi="id_ID"/>
-          </w:rPr>
-          <w:rPr>
-            <w:color w:val="0000EE"/>
-            <w:u w:val="single"/>
-          </w:rPr>
-          <w:t>Yud. 1:14–16</w:t>
-        </w:r>
-      </w:hyperlink>
+      <w:r>
+        <w:rPr>
+          <w:lang w:val="id_ID" w:bidi="id_ID"/>
+        </w:rPr>
+        <w:t>Yud. 1:14–16</w:t>
+      </w:r>
       <w:r>
         <w:rPr>
           <w:lang w:val="id_ID" w:bidi="id_ID"/>
@@ -543,36 +477,24 @@
         </w:rPr>
         <w:t>Yudas kemudian segera mengimbau para pembacanya (</w:t>
       </w:r>
-      <w:hyperlink r:id="rId23">
-        <w:r>
-          <w:rPr>
-            <w:lang w:val="id_ID" w:bidi="id_ID"/>
-          </w:rPr>
-          <w:rPr>
-            <w:color w:val="0000EE"/>
-            <w:u w:val="single"/>
-          </w:rPr>
-          <w:t>Yud. 1:17–23</w:t>
-        </w:r>
-      </w:hyperlink>
+      <w:r>
+        <w:rPr>
+          <w:lang w:val="id_ID" w:bidi="id_ID"/>
+        </w:rPr>
+        <w:t>Yud. 1:17–23</w:t>
+      </w:r>
       <w:r>
         <w:rPr>
           <w:lang w:val="id_ID" w:bidi="id_ID"/>
         </w:rPr>
         <w:t>), mendesak mereka untuk berpegang teguh pada kebenaran Allah dan menjangkau orang-orang percaya yang mungkin telah tergoda mengikuti guru-guru palsu. Surat ini diakhiri dengan doksologi yang terkenal (</w:t>
       </w:r>
-      <w:hyperlink r:id="rId24">
-        <w:r>
-          <w:rPr>
-            <w:lang w:val="id_ID" w:bidi="id_ID"/>
-          </w:rPr>
-          <w:rPr>
-            <w:color w:val="0000EE"/>
-            <w:u w:val="single"/>
-          </w:rPr>
-          <w:t>Yud. 1:24–25</w:t>
-        </w:r>
-      </w:hyperlink>
+      <w:r>
+        <w:rPr>
+          <w:lang w:val="id_ID" w:bidi="id_ID"/>
+        </w:rPr>
+        <w:t>Yud. 1:24–25</w:t>
+      </w:r>
       <w:r>
         <w:rPr>
           <w:lang w:val="id_ID" w:bidi="id_ID"/>
@@ -604,216 +526,144 @@
         </w:rPr>
         <w:t>Yudas menyebut dirinya sebagai “saudara Yakobus” (</w:t>
       </w:r>
-      <w:hyperlink r:id="rId25">
-        <w:r>
-          <w:rPr>
-            <w:lang w:val="id_ID" w:bidi="id_ID"/>
-          </w:rPr>
-          <w:rPr>
-            <w:color w:val="0000EE"/>
-            <w:u w:val="single"/>
-          </w:rPr>
-          <w:t>Yud. 1:1</w:t>
-        </w:r>
-      </w:hyperlink>
+      <w:r>
+        <w:rPr>
+          <w:lang w:val="id_ID" w:bidi="id_ID"/>
+        </w:rPr>
+        <w:t>Yud. 1:1</w:t>
+      </w:r>
       <w:r>
         <w:rPr>
           <w:lang w:val="id_ID" w:bidi="id_ID"/>
         </w:rPr>
         <w:t>). Yakobus ini hampir pasti adalah “saudara Tuhan” (</w:t>
       </w:r>
-      <w:hyperlink r:id="rId26">
-        <w:r>
-          <w:rPr>
-            <w:lang w:val="id_ID" w:bidi="id_ID"/>
-          </w:rPr>
-          <w:rPr>
-            <w:color w:val="0000EE"/>
-            <w:u w:val="single"/>
-          </w:rPr>
-          <w:t>Gal. 1:19</w:t>
-        </w:r>
-      </w:hyperlink>
+      <w:r>
+        <w:rPr>
+          <w:lang w:val="id_ID" w:bidi="id_ID"/>
+        </w:rPr>
+        <w:t>Gal. 1:19</w:t>
+      </w:r>
       <w:r>
         <w:rPr>
           <w:lang w:val="id_ID" w:bidi="id_ID"/>
         </w:rPr>
         <w:t xml:space="preserve">; lihat </w:t>
       </w:r>
-      <w:hyperlink r:id="rId27">
-        <w:r>
-          <w:rPr>
-            <w:lang w:val="id_ID" w:bidi="id_ID"/>
-          </w:rPr>
-          <w:rPr>
-            <w:color w:val="0000EE"/>
-            <w:u w:val="single"/>
-          </w:rPr>
-          <w:t>Mat. 13:55</w:t>
-        </w:r>
-      </w:hyperlink>
+      <w:r>
+        <w:rPr>
+          <w:lang w:val="id_ID" w:bidi="id_ID"/>
+        </w:rPr>
+        <w:t>Mat. 13:55</w:t>
+      </w:r>
       <w:r>
         <w:rPr>
           <w:lang w:val="id_ID" w:bidi="id_ID"/>
         </w:rPr>
         <w:t xml:space="preserve"> // </w:t>
       </w:r>
-      <w:hyperlink r:id="rId28">
-        <w:r>
-          <w:rPr>
-            <w:lang w:val="id_ID" w:bidi="id_ID"/>
-          </w:rPr>
-          <w:rPr>
-            <w:color w:val="0000EE"/>
-            <w:u w:val="single"/>
-          </w:rPr>
-          <w:t>Markus 6:3</w:t>
-        </w:r>
-      </w:hyperlink>
+      <w:r>
+        <w:rPr>
+          <w:lang w:val="id_ID" w:bidi="id_ID"/>
+        </w:rPr>
+        <w:t>Markus 6:3</w:t>
+      </w:r>
       <w:r>
         <w:rPr>
           <w:lang w:val="id_ID" w:bidi="id_ID"/>
         </w:rPr>
         <w:t>), yang menjadi pemimpin yang terkenal di gereja Yerusalem (</w:t>
       </w:r>
-      <w:hyperlink r:id="rId29">
-        <w:r>
-          <w:rPr>
-            <w:lang w:val="id_ID" w:bidi="id_ID"/>
-          </w:rPr>
-          <w:rPr>
-            <w:color w:val="0000EE"/>
-            <w:u w:val="single"/>
-          </w:rPr>
-          <w:t>Kisah 15:13–21</w:t>
-        </w:r>
-      </w:hyperlink>
+      <w:r>
+        <w:rPr>
+          <w:lang w:val="id_ID" w:bidi="id_ID"/>
+        </w:rPr>
+        <w:t>Kisah 15:13–21</w:t>
+      </w:r>
       <w:r>
         <w:rPr>
           <w:lang w:val="id_ID" w:bidi="id_ID"/>
         </w:rPr>
         <w:t xml:space="preserve">; </w:t>
       </w:r>
-      <w:hyperlink r:id="rId30">
-        <w:r>
-          <w:rPr>
-            <w:lang w:val="id_ID" w:bidi="id_ID"/>
-          </w:rPr>
-          <w:rPr>
-            <w:color w:val="0000EE"/>
-            <w:u w:val="single"/>
-          </w:rPr>
-          <w:t>21:18</w:t>
-        </w:r>
-      </w:hyperlink>
+      <w:r>
+        <w:rPr>
+          <w:lang w:val="id_ID" w:bidi="id_ID"/>
+        </w:rPr>
+        <w:t>21:18</w:t>
+      </w:r>
       <w:r>
         <w:rPr>
           <w:lang w:val="id_ID" w:bidi="id_ID"/>
         </w:rPr>
         <w:t xml:space="preserve">) dan menulis surat Yakobus. Oleh karena itu, Yudas juga adalah saudara Yesus (Yudas disebut “Yudas” dalam </w:t>
       </w:r>
-      <w:hyperlink r:id="rId27">
-        <w:r>
-          <w:rPr>
-            <w:lang w:val="id_ID" w:bidi="id_ID"/>
-          </w:rPr>
-          <w:rPr>
-            <w:color w:val="0000EE"/>
-            <w:u w:val="single"/>
-          </w:rPr>
-          <w:t>Mat. 13:55</w:t>
-        </w:r>
-      </w:hyperlink>
+      <w:r>
+        <w:rPr>
+          <w:lang w:val="id_ID" w:bidi="id_ID"/>
+        </w:rPr>
+        <w:t>Mat. 13:55</w:t>
+      </w:r>
       <w:r>
         <w:rPr>
           <w:lang w:val="id_ID" w:bidi="id_ID"/>
         </w:rPr>
         <w:t xml:space="preserve"> // </w:t>
       </w:r>
-      <w:hyperlink r:id="rId28">
-        <w:r>
-          <w:rPr>
-            <w:lang w:val="id_ID" w:bidi="id_ID"/>
-          </w:rPr>
-          <w:rPr>
-            <w:color w:val="0000EE"/>
-            <w:u w:val="single"/>
-          </w:rPr>
-          <w:t>Markus 6:3</w:t>
-        </w:r>
-      </w:hyperlink>
+      <w:r>
+        <w:rPr>
+          <w:lang w:val="id_ID" w:bidi="id_ID"/>
+        </w:rPr>
+        <w:t>Markus 6:3</w:t>
+      </w:r>
       <w:r>
         <w:rPr>
           <w:lang w:val="id_ID" w:bidi="id_ID"/>
         </w:rPr>
         <w:t>). Yudas dan saudara-saudara Yesus lainnya tidak mengikuti Yesus selama pelayanan-Nya di bumi (</w:t>
       </w:r>
-      <w:hyperlink r:id="rId31">
-        <w:r>
-          <w:rPr>
-            <w:lang w:val="id_ID" w:bidi="id_ID"/>
-          </w:rPr>
-          <w:rPr>
-            <w:color w:val="0000EE"/>
-            <w:u w:val="single"/>
-          </w:rPr>
-          <w:t>Yohanes 7:5</w:t>
-        </w:r>
-      </w:hyperlink>
+      <w:r>
+        <w:rPr>
+          <w:lang w:val="id_ID" w:bidi="id_ID"/>
+        </w:rPr>
+        <w:t>Yohanes 7:5</w:t>
+      </w:r>
       <w:r>
         <w:rPr>
           <w:lang w:val="id_ID" w:bidi="id_ID"/>
         </w:rPr>
         <w:t xml:space="preserve">), tetapi tampaknya menjadi percaya setelah Kebangkitan (lihat </w:t>
       </w:r>
-      <w:hyperlink r:id="rId32">
-        <w:r>
-          <w:rPr>
-            <w:lang w:val="id_ID" w:bidi="id_ID"/>
-          </w:rPr>
-          <w:rPr>
-            <w:color w:val="0000EE"/>
-            <w:u w:val="single"/>
-          </w:rPr>
-          <w:t>Kisah 1:14</w:t>
-        </w:r>
-      </w:hyperlink>
+      <w:r>
+        <w:rPr>
+          <w:lang w:val="id_ID" w:bidi="id_ID"/>
+        </w:rPr>
+        <w:t>Kisah 1:14</w:t>
+      </w:r>
       <w:r>
         <w:rPr>
           <w:lang w:val="id_ID" w:bidi="id_ID"/>
         </w:rPr>
         <w:t xml:space="preserve">; </w:t>
       </w:r>
-      <w:hyperlink r:id="rId33">
-        <w:r>
-          <w:rPr>
-            <w:lang w:val="id_ID" w:bidi="id_ID"/>
-          </w:rPr>
-          <w:rPr>
-            <w:color w:val="0000EE"/>
-            <w:u w:val="single"/>
-          </w:rPr>
-          <w:t>1Kor. 15:7</w:t>
-        </w:r>
-      </w:hyperlink>
+      <w:r>
+        <w:rPr>
+          <w:lang w:val="id_ID" w:bidi="id_ID"/>
+        </w:rPr>
+        <w:t>1Kor. 15:7</w:t>
+      </w:r>
       <w:r>
         <w:rPr>
           <w:lang w:val="id_ID" w:bidi="id_ID"/>
         </w:rPr>
         <w:t>) dan melakukan perjalanan untuk menyebarkan berita tentang Tuhan yang bangkit (</w:t>
       </w:r>
-      <w:hyperlink r:id="rId34">
-        <w:r>
-          <w:rPr>
-            <w:lang w:val="id_ID" w:bidi="id_ID"/>
-          </w:rPr>
-          <w:rPr>
-            <w:color w:val="0000EE"/>
-            <w:u w:val="single"/>
-          </w:rPr>
-          <w:t>1Kor. 9:5</w:t>
-        </w:r>
-      </w:hyperlink>
+      <w:r>
+        <w:rPr>
+          <w:lang w:val="id_ID" w:bidi="id_ID"/>
+        </w:rPr>
+        <w:t>1Kor. 9:5</w:t>
+      </w:r>
       <w:r>
         <w:rPr>
           <w:lang w:val="id_ID" w:bidi="id_ID"/>
@@ -889,108 +739,72 @@
         </w:rPr>
         <w:t>. Guru-guru palsu dari berbagai aliran mengganggu umat Allah selama bertahun-tahun. Surat Yudas adalah pengingat kuat tentang potensi mereka untuk merusak komunitas dan memberikan gambaran jelas tentang nasib buruk mereka. Deskripsi Yudas tentang guru-guru palsu memanfaatkan Perjanjian Lama dan tradisi Yahudi lainnya secara dinamis. Yudas membandingkan guru-guru palsu dengan bangsa Israel yang memberontak di padang gurun (</w:t>
       </w:r>
-      <w:hyperlink r:id="rId35">
-        <w:r>
-          <w:rPr>
-            <w:lang w:val="id_ID" w:bidi="id_ID"/>
-          </w:rPr>
-          <w:rPr>
-            <w:color w:val="0000EE"/>
-            <w:u w:val="single"/>
-          </w:rPr>
-          <w:t>Yud. 1:5</w:t>
-        </w:r>
-      </w:hyperlink>
+      <w:r>
+        <w:rPr>
+          <w:lang w:val="id_ID" w:bidi="id_ID"/>
+        </w:rPr>
+        <w:t>Yud. 1:5</w:t>
+      </w:r>
       <w:r>
         <w:rPr>
           <w:lang w:val="id_ID" w:bidi="id_ID"/>
         </w:rPr>
         <w:t>), dengan malaikat yang memberontak melawan Allah (</w:t>
       </w:r>
-      <w:hyperlink r:id="rId36">
-        <w:r>
-          <w:rPr>
-            <w:lang w:val="id_ID" w:bidi="id_ID"/>
-          </w:rPr>
-          <w:rPr>
-            <w:color w:val="0000EE"/>
-            <w:u w:val="single"/>
-          </w:rPr>
-          <w:t>Yud. 1:6</w:t>
-        </w:r>
-      </w:hyperlink>
+      <w:r>
+        <w:rPr>
+          <w:lang w:val="id_ID" w:bidi="id_ID"/>
+        </w:rPr>
+        <w:t>Yud. 1:6</w:t>
+      </w:r>
       <w:r>
         <w:rPr>
           <w:lang w:val="id_ID" w:bidi="id_ID"/>
         </w:rPr>
         <w:t>), dan dengan para pendosa Sodom dan Gomora (</w:t>
       </w:r>
-      <w:hyperlink r:id="rId37">
-        <w:r>
-          <w:rPr>
-            <w:lang w:val="id_ID" w:bidi="id_ID"/>
-          </w:rPr>
-          <w:rPr>
-            <w:color w:val="0000EE"/>
-            <w:u w:val="single"/>
-          </w:rPr>
-          <w:t>Yud. 1:7</w:t>
-        </w:r>
-      </w:hyperlink>
+      <w:r>
+        <w:rPr>
+          <w:lang w:val="id_ID" w:bidi="id_ID"/>
+        </w:rPr>
+        <w:t>Yud. 1:7</w:t>
+      </w:r>
       <w:r>
         <w:rPr>
           <w:lang w:val="id_ID" w:bidi="id_ID"/>
         </w:rPr>
         <w:t xml:space="preserve">). Guru-guru palsu seperti Kain (lihat </w:t>
       </w:r>
-      <w:hyperlink r:id="rId38">
-        <w:r>
-          <w:rPr>
-            <w:lang w:val="id_ID" w:bidi="id_ID"/>
-          </w:rPr>
-          <w:rPr>
-            <w:color w:val="0000EE"/>
-            <w:u w:val="single"/>
-          </w:rPr>
-          <w:t>Kej. 4</w:t>
-        </w:r>
-      </w:hyperlink>
+      <w:r>
+        <w:rPr>
+          <w:lang w:val="id_ID" w:bidi="id_ID"/>
+        </w:rPr>
+        <w:t>Kej. 4</w:t>
+      </w:r>
       <w:r>
         <w:rPr>
           <w:lang w:val="id_ID" w:bidi="id_ID"/>
         </w:rPr>
         <w:t xml:space="preserve">), Bileam (lihat </w:t>
       </w:r>
-      <w:hyperlink r:id="rId39">
-        <w:r>
-          <w:rPr>
-            <w:lang w:val="id_ID" w:bidi="id_ID"/>
-          </w:rPr>
-          <w:rPr>
-            <w:color w:val="0000EE"/>
-            <w:u w:val="single"/>
-          </w:rPr>
-          <w:t>Bil. 22–24</w:t>
-        </w:r>
-      </w:hyperlink>
+      <w:r>
+        <w:rPr>
+          <w:lang w:val="id_ID" w:bidi="id_ID"/>
+        </w:rPr>
+        <w:t>Bil. 22–24</w:t>
+      </w:r>
       <w:r>
         <w:rPr>
           <w:lang w:val="id_ID" w:bidi="id_ID"/>
         </w:rPr>
         <w:t xml:space="preserve">), dan Korah (lihat </w:t>
       </w:r>
-      <w:hyperlink r:id="rId40">
-        <w:r>
-          <w:rPr>
-            <w:lang w:val="id_ID" w:bidi="id_ID"/>
-          </w:rPr>
-          <w:rPr>
-            <w:color w:val="0000EE"/>
-            <w:u w:val="single"/>
-          </w:rPr>
-          <w:t>Bil. 16</w:t>
-        </w:r>
-      </w:hyperlink>
+      <w:r>
+        <w:rPr>
+          <w:lang w:val="id_ID" w:bidi="id_ID"/>
+        </w:rPr>
+        <w:t>Bil. 16</w:t>
+      </w:r>
       <w:r>
         <w:rPr>
           <w:lang w:val="id_ID" w:bidi="id_ID"/>
@@ -1018,54 +832,36 @@
         </w:rPr>
         <w:t xml:space="preserve">. Dalam </w:t>
       </w:r>
-      <w:hyperlink r:id="rId41">
-        <w:r>
-          <w:rPr>
-            <w:lang w:val="id_ID" w:bidi="id_ID"/>
-          </w:rPr>
-          <w:rPr>
-            <w:color w:val="0000EE"/>
-            <w:u w:val="single"/>
-          </w:rPr>
-          <w:t>Yud. 1:3</w:t>
-        </w:r>
-      </w:hyperlink>
+      <w:r>
+        <w:rPr>
+          <w:lang w:val="id_ID" w:bidi="id_ID"/>
+        </w:rPr>
+        <w:t>Yud. 1:3</w:t>
+      </w:r>
       <w:r>
         <w:rPr>
           <w:lang w:val="id_ID" w:bidi="id_ID"/>
         </w:rPr>
         <w:t>, Yudas menyiratkan bahwa ada pesan inti dalam gereja mula-mula yang menjadi dasar bagi kepercayaan Kristen. Paulus juga melakukan hal yang sama ketika dia mendesak Timotius untuk “menjaga apa yang telah Allah percayakan kepadamu” (</w:t>
       </w:r>
-      <w:hyperlink r:id="rId42">
-        <w:r>
-          <w:rPr>
-            <w:lang w:val="id_ID" w:bidi="id_ID"/>
-          </w:rPr>
-          <w:rPr>
-            <w:color w:val="0000EE"/>
-            <w:u w:val="single"/>
-          </w:rPr>
-          <w:t>1Tim. 6:20</w:t>
-        </w:r>
-      </w:hyperlink>
+      <w:r>
+        <w:rPr>
+          <w:lang w:val="id_ID" w:bidi="id_ID"/>
+        </w:rPr>
+        <w:t>1Tim. 6:20</w:t>
+      </w:r>
       <w:r>
         <w:rPr>
           <w:lang w:val="id_ID" w:bidi="id_ID"/>
         </w:rPr>
         <w:t xml:space="preserve">; lihat </w:t>
       </w:r>
-      <w:hyperlink r:id="rId43">
-        <w:r>
-          <w:rPr>
-            <w:lang w:val="id_ID" w:bidi="id_ID"/>
-          </w:rPr>
-          <w:rPr>
-            <w:color w:val="0000EE"/>
-            <w:u w:val="single"/>
-          </w:rPr>
-          <w:t>2Tim. 1:14</w:t>
-        </w:r>
-      </w:hyperlink>
+      <w:r>
+        <w:rPr>
+          <w:lang w:val="id_ID" w:bidi="id_ID"/>
+        </w:rPr>
+        <w:t>2Tim. 1:14</w:t>
+      </w:r>
       <w:r>
         <w:rPr>
           <w:lang w:val="id_ID" w:bidi="id_ID"/>
@@ -1086,18 +882,12 @@
         </w:rPr>
         <w:t xml:space="preserve">Menjadi seorang Kristen berarti memiliki iman kepada Allah dan kasih kepada sesama; ini juga berarti dengan senang hati mengakui kebenaran yang telah Allah nyatakan dalam Yesus Kristus. Kita tidak dapat benar-benar menyatakan iman kepada Allah kecuali kita mengakui kebenaran yang telah Dia nyatakan. Oleh karena itu, orang Kristen mula-mula, bahkan pada periode Perjanjian Baru, merumuskan pengakuan iman untuk merangkum esensi kebenaran Kristen (misalnya, </w:t>
       </w:r>
-      <w:hyperlink r:id="rId44">
-        <w:r>
-          <w:rPr>
-            <w:lang w:val="id_ID" w:bidi="id_ID"/>
-          </w:rPr>
-          <w:rPr>
-            <w:color w:val="0000EE"/>
-            <w:u w:val="single"/>
-          </w:rPr>
-          <w:t>1Tim. 3:16</w:t>
-        </w:r>
-      </w:hyperlink>
+      <w:r>
+        <w:rPr>
+          <w:lang w:val="id_ID" w:bidi="id_ID"/>
+        </w:rPr>
+        <w:t>1Tim. 3:16</w:t>
+      </w:r>
       <w:r>
         <w:rPr>
           <w:lang w:val="id_ID" w:bidi="id_ID"/>
